--- a/docs/recette/guides-utilisateurs/Guide-de-test-Agent-Manifeste.docx
+++ b/docs/recette/guides-utilisateurs/Guide-de-test-Agent-Manifeste.docx
@@ -57,7 +57,7 @@
           <w:sz w:val="22"/>
           <w:szCs w:val="22"/>
         </w:rPr>
-        <w:t xml:space="preserve">Version 1.0 — 28/09/2026</w:t>
+        <w:t xml:space="preserve">Version 1.1 — 28/09/2026</w:t>
       </w:r>
     </w:p>
     <w:tbl>
@@ -3254,7 +3254,7 @@
                 <w:sz w:val="20"/>
                 <w:szCs w:val="20"/>
               </w:rPr>
-              <w:t xml:space="preserve">Le dossier quitte votre liste et passe à l'étape « Contrôle documentaire ».</w:t>
+              <w:t xml:space="preserve">Le dossier quitte votre liste et passe à l'étape « Facturation ».</w:t>
             </w:r>
           </w:p>
         </w:tc>

--- a/docs/recette/guides-utilisateurs/Guide-de-test-Agent-Manifeste.docx
+++ b/docs/recette/guides-utilisateurs/Guide-de-test-Agent-Manifeste.docx
@@ -57,7 +57,7 @@
           <w:sz w:val="22"/>
           <w:szCs w:val="22"/>
         </w:rPr>
-        <w:t xml:space="preserve">Version 1.1 — 28/09/2026</w:t>
+        <w:t xml:space="preserve">Version 1.2 — 03/10/2026</w:t>
       </w:r>
     </w:p>
     <w:tbl>

--- a/docs/recette/guides-utilisateurs/Guide-de-test-Agent-Manifeste.docx
+++ b/docs/recette/guides-utilisateurs/Guide-de-test-Agent-Manifeste.docx
@@ -57,7 +57,7 @@
           <w:sz w:val="22"/>
           <w:szCs w:val="22"/>
         </w:rPr>
-        <w:t xml:space="preserve">Version 1.2 — 03/10/2026</w:t>
+        <w:t xml:space="preserve">Version 1.3 — 04/10/2026</w:t>
       </w:r>
     </w:p>
     <w:tbl>
@@ -171,7 +171,7 @@
           <w:b/>
           <w:bCs/>
         </w:rPr>
-        <w:t xml:space="preserve">Durée estimée : environ 60 minutes, en 7 parties.</w:t>
+        <w:t xml:space="preserve">Durée estimée : environ 60 minutes, en 8 parties.</w:t>
       </w:r>
     </w:p>
     <w:p>
@@ -5316,7 +5316,718 @@
         <w:pStyle w:val="Heading1"/>
       </w:pPr>
       <w:r>
-        <w:t xml:space="preserve">Partie 7 — Terminer</w:t>
+        <w:t xml:space="preserve">Partie 7 — Mon tableau de bord et ma file</w:t>
+      </w:r>
+    </w:p>
+    <w:p>
+      <w:pPr>
+        <w:spacing w:after="120"/>
+        <w:rPr>
+          <w:i/>
+          <w:iCs/>
+        </w:rPr>
+      </w:pPr>
+      <w:r>
+        <w:rPr>
+          <w:i/>
+          <w:iCs/>
+        </w:rPr>
+        <w:t xml:space="preserve">Votre écran d'accueil montre vos files et les dossiers que vous traitez.</w:t>
+      </w:r>
+    </w:p>
+    <w:tbl>
+      <w:tblPr>
+        <w:tblW w:type="dxa" w:w="9906"/>
+        <w:tblBorders>
+          <w:top w:val="single" w:color="auto" w:sz="4"/>
+          <w:left w:val="single" w:color="auto" w:sz="4"/>
+          <w:bottom w:val="single" w:color="auto" w:sz="4"/>
+          <w:right w:val="single" w:color="auto" w:sz="4"/>
+          <w:insideH w:val="single" w:color="auto" w:sz="4"/>
+          <w:insideV w:val="single" w:color="auto" w:sz="4"/>
+        </w:tblBorders>
+      </w:tblPr>
+      <w:tblGrid>
+        <w:gridCol w:w="480"/>
+        <w:gridCol w:w="3300"/>
+        <w:gridCol w:w="2800"/>
+        <w:gridCol w:w="1800"/>
+        <w:gridCol w:w="1526"/>
+      </w:tblGrid>
+      <w:tr>
+        <w:trPr>
+          <w:tblHeader/>
+        </w:trPr>
+        <w:tc>
+          <w:tcPr>
+            <w:tcW w:type="dxa" w:w="480"/>
+            <w:tcBorders>
+              <w:top w:val="single" w:color="B8C4D0" w:sz="4"/>
+              <w:left w:val="single" w:color="B8C4D0" w:sz="4"/>
+              <w:bottom w:val="single" w:color="B8C4D0" w:sz="4"/>
+              <w:right w:val="single" w:color="B8C4D0" w:sz="4"/>
+            </w:tcBorders>
+            <w:shd w:fill="0B3D6E" w:color="auto" w:val="clear"/>
+            <w:tcMar>
+              <w:top w:type="dxa" w:w="80"/>
+              <w:left w:type="dxa" w:w="100"/>
+              <w:bottom w:type="dxa" w:w="80"/>
+              <w:right w:type="dxa" w:w="100"/>
+            </w:tcMar>
+          </w:tcPr>
+          <w:p>
+            <w:r>
+              <w:rPr>
+                <w:b/>
+                <w:bCs/>
+                <w:color w:val="FFFFFF"/>
+                <w:sz w:val="20"/>
+                <w:szCs w:val="20"/>
+              </w:rPr>
+              <w:t xml:space="preserve">N°</w:t>
+            </w:r>
+          </w:p>
+        </w:tc>
+        <w:tc>
+          <w:tcPr>
+            <w:tcW w:type="dxa" w:w="3300"/>
+            <w:tcBorders>
+              <w:top w:val="single" w:color="B8C4D0" w:sz="4"/>
+              <w:left w:val="single" w:color="B8C4D0" w:sz="4"/>
+              <w:bottom w:val="single" w:color="B8C4D0" w:sz="4"/>
+              <w:right w:val="single" w:color="B8C4D0" w:sz="4"/>
+            </w:tcBorders>
+            <w:shd w:fill="0B3D6E" w:color="auto" w:val="clear"/>
+            <w:tcMar>
+              <w:top w:type="dxa" w:w="80"/>
+              <w:left w:type="dxa" w:w="100"/>
+              <w:bottom w:type="dxa" w:w="80"/>
+              <w:right w:type="dxa" w:w="100"/>
+            </w:tcMar>
+          </w:tcPr>
+          <w:p>
+            <w:r>
+              <w:rPr>
+                <w:b/>
+                <w:bCs/>
+                <w:color w:val="FFFFFF"/>
+                <w:sz w:val="20"/>
+                <w:szCs w:val="20"/>
+              </w:rPr>
+              <w:t xml:space="preserve">Ce que vous faites</w:t>
+            </w:r>
+          </w:p>
+        </w:tc>
+        <w:tc>
+          <w:tcPr>
+            <w:tcW w:type="dxa" w:w="2800"/>
+            <w:tcBorders>
+              <w:top w:val="single" w:color="B8C4D0" w:sz="4"/>
+              <w:left w:val="single" w:color="B8C4D0" w:sz="4"/>
+              <w:bottom w:val="single" w:color="B8C4D0" w:sz="4"/>
+              <w:right w:val="single" w:color="B8C4D0" w:sz="4"/>
+            </w:tcBorders>
+            <w:shd w:fill="0B3D6E" w:color="auto" w:val="clear"/>
+            <w:tcMar>
+              <w:top w:type="dxa" w:w="80"/>
+              <w:left w:type="dxa" w:w="100"/>
+              <w:bottom w:type="dxa" w:w="80"/>
+              <w:right w:type="dxa" w:w="100"/>
+            </w:tcMar>
+          </w:tcPr>
+          <w:p>
+            <w:r>
+              <w:rPr>
+                <w:b/>
+                <w:bCs/>
+                <w:color w:val="FFFFFF"/>
+                <w:sz w:val="20"/>
+                <w:szCs w:val="20"/>
+              </w:rPr>
+              <w:t xml:space="preserve">Ce que vous devez voir</w:t>
+            </w:r>
+          </w:p>
+        </w:tc>
+        <w:tc>
+          <w:tcPr>
+            <w:tcW w:type="dxa" w:w="1800"/>
+            <w:tcBorders>
+              <w:top w:val="single" w:color="B8C4D0" w:sz="4"/>
+              <w:left w:val="single" w:color="B8C4D0" w:sz="4"/>
+              <w:bottom w:val="single" w:color="B8C4D0" w:sz="4"/>
+              <w:right w:val="single" w:color="B8C4D0" w:sz="4"/>
+            </w:tcBorders>
+            <w:shd w:fill="0B3D6E" w:color="auto" w:val="clear"/>
+            <w:tcMar>
+              <w:top w:type="dxa" w:w="80"/>
+              <w:left w:type="dxa" w:w="100"/>
+              <w:bottom w:type="dxa" w:w="80"/>
+              <w:right w:type="dxa" w:w="100"/>
+            </w:tcMar>
+          </w:tcPr>
+          <w:p>
+            <w:r>
+              <w:rPr>
+                <w:b/>
+                <w:bCs/>
+                <w:color w:val="FFFFFF"/>
+                <w:sz w:val="20"/>
+                <w:szCs w:val="20"/>
+              </w:rPr>
+              <w:t xml:space="preserve">Résultat</w:t>
+            </w:r>
+          </w:p>
+        </w:tc>
+        <w:tc>
+          <w:tcPr>
+            <w:tcW w:type="dxa" w:w="1526"/>
+            <w:tcBorders>
+              <w:top w:val="single" w:color="B8C4D0" w:sz="4"/>
+              <w:left w:val="single" w:color="B8C4D0" w:sz="4"/>
+              <w:bottom w:val="single" w:color="B8C4D0" w:sz="4"/>
+              <w:right w:val="single" w:color="B8C4D0" w:sz="4"/>
+            </w:tcBorders>
+            <w:shd w:fill="0B3D6E" w:color="auto" w:val="clear"/>
+            <w:tcMar>
+              <w:top w:type="dxa" w:w="80"/>
+              <w:left w:type="dxa" w:w="100"/>
+              <w:bottom w:type="dxa" w:w="80"/>
+              <w:right w:type="dxa" w:w="100"/>
+            </w:tcMar>
+          </w:tcPr>
+          <w:p>
+            <w:r>
+              <w:rPr>
+                <w:b/>
+                <w:bCs/>
+                <w:color w:val="FFFFFF"/>
+                <w:sz w:val="20"/>
+                <w:szCs w:val="20"/>
+              </w:rPr>
+              <w:t xml:space="preserve">Commentaire</w:t>
+            </w:r>
+          </w:p>
+        </w:tc>
+      </w:tr>
+      <w:tr>
+        <w:trPr>
+          <w:cantSplit/>
+        </w:trPr>
+        <w:tc>
+          <w:tcPr>
+            <w:tcW w:type="dxa" w:w="480"/>
+            <w:tcBorders>
+              <w:top w:val="single" w:color="B8C4D0" w:sz="4"/>
+              <w:left w:val="single" w:color="B8C4D0" w:sz="4"/>
+              <w:bottom w:val="single" w:color="B8C4D0" w:sz="4"/>
+              <w:right w:val="single" w:color="B8C4D0" w:sz="4"/>
+            </w:tcBorders>
+            <w:shd w:fill="EAF1F8" w:color="auto" w:val="clear"/>
+            <w:tcMar>
+              <w:top w:type="dxa" w:w="80"/>
+              <w:left w:type="dxa" w:w="100"/>
+              <w:bottom w:type="dxa" w:w="80"/>
+              <w:right w:type="dxa" w:w="100"/>
+            </w:tcMar>
+          </w:tcPr>
+          <w:p>
+            <w:r>
+              <w:rPr>
+                <w:b w:val="false"/>
+                <w:bCs w:val="false"/>
+                <w:sz w:val="20"/>
+                <w:szCs w:val="20"/>
+              </w:rPr>
+              <w:t xml:space="preserve">1</w:t>
+            </w:r>
+          </w:p>
+        </w:tc>
+        <w:tc>
+          <w:tcPr>
+            <w:tcW w:type="dxa" w:w="3300"/>
+            <w:tcBorders>
+              <w:top w:val="single" w:color="B8C4D0" w:sz="4"/>
+              <w:left w:val="single" w:color="B8C4D0" w:sz="4"/>
+              <w:bottom w:val="single" w:color="B8C4D0" w:sz="4"/>
+              <w:right w:val="single" w:color="B8C4D0" w:sz="4"/>
+            </w:tcBorders>
+            <w:tcMar>
+              <w:top w:type="dxa" w:w="80"/>
+              <w:left w:type="dxa" w:w="100"/>
+              <w:bottom w:type="dxa" w:w="80"/>
+              <w:right w:type="dxa" w:w="100"/>
+            </w:tcMar>
+          </w:tcPr>
+          <w:p>
+            <w:r>
+              <w:rPr>
+                <w:b w:val="false"/>
+                <w:bCs w:val="false"/>
+                <w:sz w:val="20"/>
+                <w:szCs w:val="20"/>
+              </w:rPr>
+              <w:t xml:space="preserve">Ouvrez « Mon tableau de bord ».</w:t>
+            </w:r>
+          </w:p>
+        </w:tc>
+        <w:tc>
+          <w:tcPr>
+            <w:tcW w:type="dxa" w:w="2800"/>
+            <w:tcBorders>
+              <w:top w:val="single" w:color="B8C4D0" w:sz="4"/>
+              <w:left w:val="single" w:color="B8C4D0" w:sz="4"/>
+              <w:bottom w:val="single" w:color="B8C4D0" w:sz="4"/>
+              <w:right w:val="single" w:color="B8C4D0" w:sz="4"/>
+            </w:tcBorders>
+            <w:tcMar>
+              <w:top w:type="dxa" w:w="80"/>
+              <w:left w:type="dxa" w:w="100"/>
+              <w:bottom w:type="dxa" w:w="80"/>
+              <w:right w:type="dxa" w:w="100"/>
+            </w:tcMar>
+          </w:tcPr>
+          <w:p>
+            <w:r>
+              <w:rPr>
+                <w:b w:val="false"/>
+                <w:bCs w:val="false"/>
+                <w:sz w:val="20"/>
+                <w:szCs w:val="20"/>
+              </w:rPr>
+              <w:t xml:space="preserve">La file « Pilote Manifeste » apparaît dans « Files de traitement habilitées », avec son lien.</w:t>
+            </w:r>
+          </w:p>
+        </w:tc>
+        <w:tc>
+          <w:tcPr>
+            <w:tcW w:type="dxa" w:w="1800"/>
+            <w:tcBorders>
+              <w:top w:val="single" w:color="B8C4D0" w:sz="4"/>
+              <w:left w:val="single" w:color="B8C4D0" w:sz="4"/>
+              <w:bottom w:val="single" w:color="B8C4D0" w:sz="4"/>
+              <w:right w:val="single" w:color="B8C4D0" w:sz="4"/>
+            </w:tcBorders>
+            <w:tcMar>
+              <w:top w:type="dxa" w:w="80"/>
+              <w:left w:type="dxa" w:w="100"/>
+              <w:bottom w:type="dxa" w:w="80"/>
+              <w:right w:type="dxa" w:w="100"/>
+            </w:tcMar>
+          </w:tcPr>
+          <w:p>
+            <w:r>
+              <w:rPr>
+                <w:b w:val="false"/>
+                <w:bCs w:val="false"/>
+                <w:sz w:val="20"/>
+                <w:szCs w:val="20"/>
+              </w:rPr>
+              <w:t xml:space="preserve">☐ Ça marche</w:t>
+            </w:r>
+          </w:p>
+          <w:p>
+            <w:r>
+              <w:rPr>
+                <w:b w:val="false"/>
+                <w:bCs w:val="false"/>
+                <w:sz w:val="20"/>
+                <w:szCs w:val="20"/>
+              </w:rPr>
+              <w:t xml:space="preserve">☐ Ne marche pas</w:t>
+            </w:r>
+          </w:p>
+          <w:p>
+            <w:r>
+              <w:rPr>
+                <w:b w:val="false"/>
+                <w:bCs w:val="false"/>
+                <w:sz w:val="20"/>
+                <w:szCs w:val="20"/>
+              </w:rPr>
+              <w:t xml:space="preserve">☐ Pas compris</w:t>
+            </w:r>
+          </w:p>
+        </w:tc>
+        <w:tc>
+          <w:tcPr>
+            <w:tcW w:type="dxa" w:w="1526"/>
+            <w:tcBorders>
+              <w:top w:val="single" w:color="B8C4D0" w:sz="4"/>
+              <w:left w:val="single" w:color="B8C4D0" w:sz="4"/>
+              <w:bottom w:val="single" w:color="B8C4D0" w:sz="4"/>
+              <w:right w:val="single" w:color="B8C4D0" w:sz="4"/>
+            </w:tcBorders>
+            <w:tcMar>
+              <w:top w:type="dxa" w:w="80"/>
+              <w:left w:type="dxa" w:w="100"/>
+              <w:bottom w:type="dxa" w:w="80"/>
+              <w:right w:type="dxa" w:w="100"/>
+            </w:tcMar>
+          </w:tcPr>
+          <w:p>
+            <w:r>
+              <w:rPr>
+                <w:b w:val="false"/>
+                <w:bCs w:val="false"/>
+                <w:sz w:val="20"/>
+                <w:szCs w:val="20"/>
+              </w:rPr>
+              <w:t xml:space="preserve"/>
+            </w:r>
+          </w:p>
+        </w:tc>
+      </w:tr>
+      <w:tr>
+        <w:trPr>
+          <w:cantSplit/>
+        </w:trPr>
+        <w:tc>
+          <w:tcPr>
+            <w:tcW w:type="dxa" w:w="480"/>
+            <w:tcBorders>
+              <w:top w:val="single" w:color="B8C4D0" w:sz="4"/>
+              <w:left w:val="single" w:color="B8C4D0" w:sz="4"/>
+              <w:bottom w:val="single" w:color="B8C4D0" w:sz="4"/>
+              <w:right w:val="single" w:color="B8C4D0" w:sz="4"/>
+            </w:tcBorders>
+            <w:shd w:fill="EAF1F8" w:color="auto" w:val="clear"/>
+            <w:tcMar>
+              <w:top w:type="dxa" w:w="80"/>
+              <w:left w:type="dxa" w:w="100"/>
+              <w:bottom w:type="dxa" w:w="80"/>
+              <w:right w:type="dxa" w:w="100"/>
+            </w:tcMar>
+          </w:tcPr>
+          <w:p>
+            <w:r>
+              <w:rPr>
+                <w:b w:val="false"/>
+                <w:bCs w:val="false"/>
+                <w:sz w:val="20"/>
+                <w:szCs w:val="20"/>
+              </w:rPr>
+              <w:t xml:space="preserve">2</w:t>
+            </w:r>
+          </w:p>
+        </w:tc>
+        <w:tc>
+          <w:tcPr>
+            <w:tcW w:type="dxa" w:w="3300"/>
+            <w:tcBorders>
+              <w:top w:val="single" w:color="B8C4D0" w:sz="4"/>
+              <w:left w:val="single" w:color="B8C4D0" w:sz="4"/>
+              <w:bottom w:val="single" w:color="B8C4D0" w:sz="4"/>
+              <w:right w:val="single" w:color="B8C4D0" w:sz="4"/>
+            </w:tcBorders>
+            <w:tcMar>
+              <w:top w:type="dxa" w:w="80"/>
+              <w:left w:type="dxa" w:w="100"/>
+              <w:bottom w:type="dxa" w:w="80"/>
+              <w:right w:type="dxa" w:w="100"/>
+            </w:tcMar>
+          </w:tcPr>
+          <w:p>
+            <w:r>
+              <w:rPr>
+                <w:b w:val="false"/>
+                <w:bCs w:val="false"/>
+                <w:sz w:val="20"/>
+                <w:szCs w:val="20"/>
+              </w:rPr>
+              <w:t xml:space="preserve">Ouvrez la file (menu « Pilote Manifeste »).</w:t>
+            </w:r>
+          </w:p>
+        </w:tc>
+        <w:tc>
+          <w:tcPr>
+            <w:tcW w:type="dxa" w:w="2800"/>
+            <w:tcBorders>
+              <w:top w:val="single" w:color="B8C4D0" w:sz="4"/>
+              <w:left w:val="single" w:color="B8C4D0" w:sz="4"/>
+              <w:bottom w:val="single" w:color="B8C4D0" w:sz="4"/>
+              <w:right w:val="single" w:color="B8C4D0" w:sz="4"/>
+            </w:tcBorders>
+            <w:tcMar>
+              <w:top w:type="dxa" w:w="80"/>
+              <w:left w:type="dxa" w:w="100"/>
+              <w:bottom w:type="dxa" w:w="80"/>
+              <w:right w:type="dxa" w:w="100"/>
+            </w:tcMar>
+          </w:tcPr>
+          <w:p>
+            <w:r>
+              <w:rPr>
+                <w:b w:val="false"/>
+                <w:bCs w:val="false"/>
+                <w:sz w:val="20"/>
+                <w:szCs w:val="20"/>
+              </w:rPr>
+              <w:t xml:space="preserve">Sous chaque numéro de BL ou de booking, le nom du client s'affiche (et son profil s'il n'est pas « Normal »).</w:t>
+            </w:r>
+          </w:p>
+        </w:tc>
+        <w:tc>
+          <w:tcPr>
+            <w:tcW w:type="dxa" w:w="1800"/>
+            <w:tcBorders>
+              <w:top w:val="single" w:color="B8C4D0" w:sz="4"/>
+              <w:left w:val="single" w:color="B8C4D0" w:sz="4"/>
+              <w:bottom w:val="single" w:color="B8C4D0" w:sz="4"/>
+              <w:right w:val="single" w:color="B8C4D0" w:sz="4"/>
+            </w:tcBorders>
+            <w:tcMar>
+              <w:top w:type="dxa" w:w="80"/>
+              <w:left w:type="dxa" w:w="100"/>
+              <w:bottom w:type="dxa" w:w="80"/>
+              <w:right w:type="dxa" w:w="100"/>
+            </w:tcMar>
+          </w:tcPr>
+          <w:p>
+            <w:r>
+              <w:rPr>
+                <w:b w:val="false"/>
+                <w:bCs w:val="false"/>
+                <w:sz w:val="20"/>
+                <w:szCs w:val="20"/>
+              </w:rPr>
+              <w:t xml:space="preserve">☐ Ça marche</w:t>
+            </w:r>
+          </w:p>
+          <w:p>
+            <w:r>
+              <w:rPr>
+                <w:b w:val="false"/>
+                <w:bCs w:val="false"/>
+                <w:sz w:val="20"/>
+                <w:szCs w:val="20"/>
+              </w:rPr>
+              <w:t xml:space="preserve">☐ Ne marche pas</w:t>
+            </w:r>
+          </w:p>
+          <w:p>
+            <w:r>
+              <w:rPr>
+                <w:b w:val="false"/>
+                <w:bCs w:val="false"/>
+                <w:sz w:val="20"/>
+                <w:szCs w:val="20"/>
+              </w:rPr>
+              <w:t xml:space="preserve">☐ Pas compris</w:t>
+            </w:r>
+          </w:p>
+        </w:tc>
+        <w:tc>
+          <w:tcPr>
+            <w:tcW w:type="dxa" w:w="1526"/>
+            <w:tcBorders>
+              <w:top w:val="single" w:color="B8C4D0" w:sz="4"/>
+              <w:left w:val="single" w:color="B8C4D0" w:sz="4"/>
+              <w:bottom w:val="single" w:color="B8C4D0" w:sz="4"/>
+              <w:right w:val="single" w:color="B8C4D0" w:sz="4"/>
+            </w:tcBorders>
+            <w:tcMar>
+              <w:top w:type="dxa" w:w="80"/>
+              <w:left w:type="dxa" w:w="100"/>
+              <w:bottom w:type="dxa" w:w="80"/>
+              <w:right w:type="dxa" w:w="100"/>
+            </w:tcMar>
+          </w:tcPr>
+          <w:p>
+            <w:r>
+              <w:rPr>
+                <w:b w:val="false"/>
+                <w:bCs w:val="false"/>
+                <w:sz w:val="20"/>
+                <w:szCs w:val="20"/>
+              </w:rPr>
+              <w:t xml:space="preserve"/>
+            </w:r>
+          </w:p>
+        </w:tc>
+      </w:tr>
+      <w:tr>
+        <w:trPr>
+          <w:cantSplit/>
+        </w:trPr>
+        <w:tc>
+          <w:tcPr>
+            <w:tcW w:type="dxa" w:w="480"/>
+            <w:tcBorders>
+              <w:top w:val="single" w:color="B8C4D0" w:sz="4"/>
+              <w:left w:val="single" w:color="B8C4D0" w:sz="4"/>
+              <w:bottom w:val="single" w:color="B8C4D0" w:sz="4"/>
+              <w:right w:val="single" w:color="B8C4D0" w:sz="4"/>
+            </w:tcBorders>
+            <w:shd w:fill="EAF1F8" w:color="auto" w:val="clear"/>
+            <w:tcMar>
+              <w:top w:type="dxa" w:w="80"/>
+              <w:left w:type="dxa" w:w="100"/>
+              <w:bottom w:type="dxa" w:w="80"/>
+              <w:right w:type="dxa" w:w="100"/>
+            </w:tcMar>
+          </w:tcPr>
+          <w:p>
+            <w:r>
+              <w:rPr>
+                <w:b w:val="false"/>
+                <w:bCs w:val="false"/>
+                <w:sz w:val="20"/>
+                <w:szCs w:val="20"/>
+              </w:rPr>
+              <w:t xml:space="preserve">3</w:t>
+            </w:r>
+          </w:p>
+        </w:tc>
+        <w:tc>
+          <w:tcPr>
+            <w:tcW w:type="dxa" w:w="3300"/>
+            <w:tcBorders>
+              <w:top w:val="single" w:color="B8C4D0" w:sz="4"/>
+              <w:left w:val="single" w:color="B8C4D0" w:sz="4"/>
+              <w:bottom w:val="single" w:color="B8C4D0" w:sz="4"/>
+              <w:right w:val="single" w:color="B8C4D0" w:sz="4"/>
+            </w:tcBorders>
+            <w:tcMar>
+              <w:top w:type="dxa" w:w="80"/>
+              <w:left w:type="dxa" w:w="100"/>
+              <w:bottom w:type="dxa" w:w="80"/>
+              <w:right w:type="dxa" w:w="100"/>
+            </w:tcMar>
+          </w:tcPr>
+          <w:p>
+            <w:r>
+              <w:rPr>
+                <w:b w:val="false"/>
+                <w:bCs w:val="false"/>
+                <w:sz w:val="20"/>
+                <w:szCs w:val="20"/>
+              </w:rPr>
+              <w:t xml:space="preserve">Ouvrez la fiche d'un dossier.</w:t>
+            </w:r>
+          </w:p>
+        </w:tc>
+        <w:tc>
+          <w:tcPr>
+            <w:tcW w:type="dxa" w:w="2800"/>
+            <w:tcBorders>
+              <w:top w:val="single" w:color="B8C4D0" w:sz="4"/>
+              <w:left w:val="single" w:color="B8C4D0" w:sz="4"/>
+              <w:bottom w:val="single" w:color="B8C4D0" w:sz="4"/>
+              <w:right w:val="single" w:color="B8C4D0" w:sz="4"/>
+            </w:tcBorders>
+            <w:tcMar>
+              <w:top w:type="dxa" w:w="80"/>
+              <w:left w:type="dxa" w:w="100"/>
+              <w:bottom w:type="dxa" w:w="80"/>
+              <w:right w:type="dxa" w:w="100"/>
+            </w:tcMar>
+          </w:tcPr>
+          <w:p>
+            <w:r>
+              <w:rPr>
+                <w:b w:val="false"/>
+                <w:bCs w:val="false"/>
+                <w:sz w:val="20"/>
+                <w:szCs w:val="20"/>
+              </w:rPr>
+              <w:t xml:space="preserve">Le bouton « Instruire dans la file Pilote Manifeste → » vous ramène à l'écran où valider ou compléter.</w:t>
+            </w:r>
+          </w:p>
+        </w:tc>
+        <w:tc>
+          <w:tcPr>
+            <w:tcW w:type="dxa" w:w="1800"/>
+            <w:tcBorders>
+              <w:top w:val="single" w:color="B8C4D0" w:sz="4"/>
+              <w:left w:val="single" w:color="B8C4D0" w:sz="4"/>
+              <w:bottom w:val="single" w:color="B8C4D0" w:sz="4"/>
+              <w:right w:val="single" w:color="B8C4D0" w:sz="4"/>
+            </w:tcBorders>
+            <w:tcMar>
+              <w:top w:type="dxa" w:w="80"/>
+              <w:left w:type="dxa" w:w="100"/>
+              <w:bottom w:type="dxa" w:w="80"/>
+              <w:right w:type="dxa" w:w="100"/>
+            </w:tcMar>
+          </w:tcPr>
+          <w:p>
+            <w:r>
+              <w:rPr>
+                <w:b w:val="false"/>
+                <w:bCs w:val="false"/>
+                <w:sz w:val="20"/>
+                <w:szCs w:val="20"/>
+              </w:rPr>
+              <w:t xml:space="preserve">☐ Ça marche</w:t>
+            </w:r>
+          </w:p>
+          <w:p>
+            <w:r>
+              <w:rPr>
+                <w:b w:val="false"/>
+                <w:bCs w:val="false"/>
+                <w:sz w:val="20"/>
+                <w:szCs w:val="20"/>
+              </w:rPr>
+              <w:t xml:space="preserve">☐ Ne marche pas</w:t>
+            </w:r>
+          </w:p>
+          <w:p>
+            <w:r>
+              <w:rPr>
+                <w:b w:val="false"/>
+                <w:bCs w:val="false"/>
+                <w:sz w:val="20"/>
+                <w:szCs w:val="20"/>
+              </w:rPr>
+              <w:t xml:space="preserve">☐ Pas compris</w:t>
+            </w:r>
+          </w:p>
+        </w:tc>
+        <w:tc>
+          <w:tcPr>
+            <w:tcW w:type="dxa" w:w="1526"/>
+            <w:tcBorders>
+              <w:top w:val="single" w:color="B8C4D0" w:sz="4"/>
+              <w:left w:val="single" w:color="B8C4D0" w:sz="4"/>
+              <w:bottom w:val="single" w:color="B8C4D0" w:sz="4"/>
+              <w:right w:val="single" w:color="B8C4D0" w:sz="4"/>
+            </w:tcBorders>
+            <w:tcMar>
+              <w:top w:type="dxa" w:w="80"/>
+              <w:left w:type="dxa" w:w="100"/>
+              <w:bottom w:type="dxa" w:w="80"/>
+              <w:right w:type="dxa" w:w="100"/>
+            </w:tcMar>
+          </w:tcPr>
+          <w:p>
+            <w:r>
+              <w:rPr>
+                <w:b w:val="false"/>
+                <w:bCs w:val="false"/>
+                <w:sz w:val="20"/>
+                <w:szCs w:val="20"/>
+              </w:rPr>
+              <w:t xml:space="preserve"/>
+            </w:r>
+          </w:p>
+        </w:tc>
+      </w:tr>
+    </w:tbl>
+    <w:p>
+      <w:pPr>
+        <w:spacing w:after="120"/>
+      </w:pPr>
+      <w:r>
+        <w:t xml:space="preserve"/>
+      </w:r>
+    </w:p>
+    <w:p>
+      <w:pPr>
+        <w:pStyle w:val="Heading1"/>
+      </w:pPr>
+      <w:r>
+        <w:t xml:space="preserve">Partie 8 — Terminer</w:t>
       </w:r>
     </w:p>
     <w:p>

--- a/docs/recette/guides-utilisateurs/Guide-de-test-Agent-Manifeste.docx
+++ b/docs/recette/guides-utilisateurs/Guide-de-test-Agent-Manifeste.docx
@@ -57,7 +57,7 @@
           <w:sz w:val="22"/>
           <w:szCs w:val="22"/>
         </w:rPr>
-        <w:t xml:space="preserve">Version 1.3 — 04/10/2026</w:t>
+        <w:t xml:space="preserve">Version 1.4 — 05/10/2026</w:t>
       </w:r>
     </w:p>
     <w:tbl>
